--- a/tillsyn/A 35413-2025 tillsynsbegäran.docx
+++ b/tillsyn/A 35413-2025 tillsynsbegäran.docx
@@ -521,7 +521,7 @@
     <w:r>
       <w:tab/>
       <w:tab/>
-      <w:t>2025-08-14</w:t>
+      <w:t>2025-08-15</w:t>
       <w:br/>
       <w:br/>
     </w:r>

--- a/tillsyn/A 35413-2025 tillsynsbegäran.docx
+++ b/tillsyn/A 35413-2025 tillsynsbegäran.docx
@@ -521,7 +521,7 @@
     <w:r>
       <w:tab/>
       <w:tab/>
-      <w:t>2025-08-15</w:t>
+      <w:t>2025-08-16</w:t>
       <w:br/>
       <w:br/>
     </w:r>

--- a/tillsyn/A 35413-2025 tillsynsbegäran.docx
+++ b/tillsyn/A 35413-2025 tillsynsbegäran.docx
@@ -521,7 +521,7 @@
     <w:r>
       <w:tab/>
       <w:tab/>
-      <w:t>2025-08-16</w:t>
+      <w:t>2025-08-17</w:t>
       <w:br/>
       <w:br/>
     </w:r>

--- a/tillsyn/A 35413-2025 tillsynsbegäran.docx
+++ b/tillsyn/A 35413-2025 tillsynsbegäran.docx
@@ -521,7 +521,7 @@
     <w:r>
       <w:tab/>
       <w:tab/>
-      <w:t>2025-08-17</w:t>
+      <w:t>2025-08-18</w:t>
       <w:br/>
       <w:br/>
     </w:r>

--- a/tillsyn/A 35413-2025 tillsynsbegäran.docx
+++ b/tillsyn/A 35413-2025 tillsynsbegäran.docx
@@ -521,7 +521,7 @@
     <w:r>
       <w:tab/>
       <w:tab/>
-      <w:t>2025-08-18</w:t>
+      <w:t>2025-08-19</w:t>
       <w:br/>
       <w:br/>
     </w:r>

--- a/tillsyn/A 35413-2025 tillsynsbegäran.docx
+++ b/tillsyn/A 35413-2025 tillsynsbegäran.docx
@@ -521,7 +521,7 @@
     <w:r>
       <w:tab/>
       <w:tab/>
-      <w:t>2025-08-19</w:t>
+      <w:t>2025-08-20</w:t>
       <w:br/>
       <w:br/>
     </w:r>

--- a/tillsyn/A 35413-2025 tillsynsbegäran.docx
+++ b/tillsyn/A 35413-2025 tillsynsbegäran.docx
@@ -521,7 +521,7 @@
     <w:r>
       <w:tab/>
       <w:tab/>
-      <w:t>2025-08-20</w:t>
+      <w:t>2025-08-21</w:t>
       <w:br/>
       <w:br/>
     </w:r>

--- a/tillsyn/A 35413-2025 tillsynsbegäran.docx
+++ b/tillsyn/A 35413-2025 tillsynsbegäran.docx
@@ -521,7 +521,7 @@
     <w:r>
       <w:tab/>
       <w:tab/>
-      <w:t>2025-08-21</w:t>
+      <w:t>2025-08-22</w:t>
       <w:br/>
       <w:br/>
     </w:r>

--- a/tillsyn/A 35413-2025 tillsynsbegäran.docx
+++ b/tillsyn/A 35413-2025 tillsynsbegäran.docx
@@ -521,7 +521,7 @@
     <w:r>
       <w:tab/>
       <w:tab/>
-      <w:t>2025-08-22</w:t>
+      <w:t>2025-08-23</w:t>
       <w:br/>
       <w:br/>
     </w:r>

--- a/tillsyn/A 35413-2025 tillsynsbegäran.docx
+++ b/tillsyn/A 35413-2025 tillsynsbegäran.docx
@@ -521,7 +521,7 @@
     <w:r>
       <w:tab/>
       <w:tab/>
-      <w:t>2025-08-23</w:t>
+      <w:t>2025-08-24</w:t>
       <w:br/>
       <w:br/>
     </w:r>

--- a/tillsyn/A 35413-2025 tillsynsbegäran.docx
+++ b/tillsyn/A 35413-2025 tillsynsbegäran.docx
@@ -35,7 +35,7 @@
     </w:p>
     <w:p>
       <w:r>
-        <w:t>I avverkningsanmälan har följande 2 naturvårdsarter hittats: knärot (VU, §8) och garnlav (NT). Av dessa är 2 rödlistade. För rödlistade arter har rödlistekategorin angivits inom parentes. För fridlysta arter anges även paragrafen i Artskyddsförordningen som arten är fridlyst enligt.</w:t>
+        <w:t>I avverkningsanmälan har följande 6 naturvårdsarter hittats: knärot (VU, §8), rynkskinn (VU), garnlav (NT), ullticka (NT), bronshjon (S) och vedticka (S). Av dessa är 4 rödlistade. För rödlistade arter har rödlistekategorin angivits inom parentes. Arter som är signalarter enligt Skogsstyrelsen har markerats med (S). För fridlysta arter anges även paragrafen i Artskyddsförordningen som arten är fridlyst enligt.</w:t>
       </w:r>
     </w:p>
     <w:p>
@@ -102,6 +102,46 @@
       </w:r>
     </w:p>
     <w:p>
+      <w:r>
+        <w:rPr>
+          <w:b/>
+        </w:rPr>
+        <w:t>Rynkskinn (VU)</w:t>
+      </w:r>
+      <w:r>
+        <w:t>, rödlistad som sårbar, är en vednedbrytare som växer på grova granlågor och ingår i en karaktäristisk association av vedsvampar knutna till urskogsartade barrskogar. Den har klassificerats som en “urskogsindikator” och är placerad i toppen av Skogsstyrelsens värdepyramid för bedömning av skog med höga naturvärden. Allt tyder på att rynkskinn är mycket känslig för skogliga ingrepp (Nitare &amp; Skogsstyrelsen, 2019; SLU Artdatabanken, 2024).</w:t>
+      </w:r>
+    </w:p>
+    <w:p>
+      <w:r>
+        <w:rPr>
+          <w:b/>
+        </w:rPr>
+        <w:t>Ullticka (NT)</w:t>
+      </w:r>
+      <w:r>
+        <w:t xml:space="preserve"> är knuten till restbestånd av barrnaturskog och förekommer med ett tydligt optimum i orörda eller måttligt påverkade gamla granskogar där det föreligger viss kontinuitet av grov död ved. Ullticka är en bra signalart inom hela sitt utbredningsområde och i södra Sverige är den sällsynt och en god signalart för skyddsvärda granskogsmiljöer. Den hotas av avverkning och fragmentering av naturskog och äldre granskog med lång trädkontinuitet. På ullticka kan ibland ulltickeporing (VU) påträffas - det är en sällsynt ticka som nyligen delats upp i tre olika arter: </w:t>
+      </w:r>
+      <w:r>
+        <w:rPr>
+          <w:i/>
+        </w:rPr>
+        <w:t xml:space="preserve">Skeletocutis brevispora </w:t>
+      </w:r>
+      <w:r>
+        <w:t>(ulltickeporing)</w:t>
+      </w:r>
+      <w:r>
+        <w:rPr>
+          <w:i/>
+        </w:rPr>
+        <w:t>, Skeletocutis delicata och Skeletocutis exilis</w:t>
+      </w:r>
+      <w:r>
+        <w:t>. De två sistnämnda arterna står för närvarande (2020) som ej bedömda i rödlistan (SLU Artdatabanken, 2024; Nitare &amp; Skogsstyrelsen, 2019; Miettinen &amp; Niemelä, 2018).</w:t>
+      </w:r>
+    </w:p>
+    <w:p>
       <w:pPr>
         <w:pStyle w:val="Heading1"/>
       </w:pPr>
@@ -127,7 +167,7 @@
     </w:p>
     <w:p>
       <w:r>
-        <w:t>I det avverkningsanmälda området finns 4 fyndplatser för knärot registrerade på Artportalen. Figur 2 visar gränserna för buffertzoner på 50 m, som behöver lämnas kring fyndplatserna för att knärotslokalerna inte ska försvinna vid en avverkning. Av det avverkningsanmälda området överlappar 1.99 ha med buffertzonerna och får av detta skäl inte avverkas.</w:t>
+        <w:t>I det avverkningsanmälda området finns 8 fyndplatser för knärot registrerade på Artportalen. Figur 2 visar gränserna för buffertzoner på 50 m, som behöver lämnas kring fyndplatserna för att knärotslokalerna inte ska försvinna vid en avverkning. Av det avverkningsanmälda området överlappar 2.40 ha med buffertzonerna och får av detta skäl inte avverkas.</w:t>
       </w:r>
     </w:p>
     <w:p>
@@ -521,7 +561,7 @@
     <w:r>
       <w:tab/>
       <w:tab/>
-      <w:t>2025-08-24</w:t>
+      <w:t>2025-08-25</w:t>
       <w:br/>
       <w:br/>
     </w:r>

--- a/tillsyn/A 35413-2025 tillsynsbegäran.docx
+++ b/tillsyn/A 35413-2025 tillsynsbegäran.docx
@@ -561,7 +561,7 @@
     <w:r>
       <w:tab/>
       <w:tab/>
-      <w:t>2025-08-25</w:t>
+      <w:t>2025-08-26</w:t>
       <w:br/>
       <w:br/>
     </w:r>

--- a/tillsyn/A 35413-2025 tillsynsbegäran.docx
+++ b/tillsyn/A 35413-2025 tillsynsbegäran.docx
@@ -561,7 +561,7 @@
     <w:r>
       <w:tab/>
       <w:tab/>
-      <w:t>2025-08-26</w:t>
+      <w:t>2025-08-30</w:t>
       <w:br/>
       <w:br/>
     </w:r>

--- a/tillsyn/A 35413-2025 tillsynsbegäran.docx
+++ b/tillsyn/A 35413-2025 tillsynsbegäran.docx
@@ -561,7 +561,7 @@
     <w:r>
       <w:tab/>
       <w:tab/>
-      <w:t>2025-08-30</w:t>
+      <w:t>2025-08-31</w:t>
       <w:br/>
       <w:br/>
     </w:r>

--- a/tillsyn/A 35413-2025 tillsynsbegäran.docx
+++ b/tillsyn/A 35413-2025 tillsynsbegäran.docx
@@ -561,7 +561,7 @@
     <w:r>
       <w:tab/>
       <w:tab/>
-      <w:t>2025-08-31</w:t>
+      <w:t>2025-09-01</w:t>
       <w:br/>
       <w:br/>
     </w:r>

--- a/tillsyn/A 35413-2025 tillsynsbegäran.docx
+++ b/tillsyn/A 35413-2025 tillsynsbegäran.docx
@@ -561,7 +561,7 @@
     <w:r>
       <w:tab/>
       <w:tab/>
-      <w:t>2025-09-01</w:t>
+      <w:t>2025-09-04</w:t>
       <w:br/>
       <w:br/>
     </w:r>

--- a/tillsyn/A 35413-2025 tillsynsbegäran.docx
+++ b/tillsyn/A 35413-2025 tillsynsbegäran.docx
@@ -561,7 +561,7 @@
     <w:r>
       <w:tab/>
       <w:tab/>
-      <w:t>2025-09-04</w:t>
+      <w:t>2025-09-05</w:t>
       <w:br/>
       <w:br/>
     </w:r>

--- a/tillsyn/A 35413-2025 tillsynsbegäran.docx
+++ b/tillsyn/A 35413-2025 tillsynsbegäran.docx
@@ -561,7 +561,7 @@
     <w:r>
       <w:tab/>
       <w:tab/>
-      <w:t>2025-09-05</w:t>
+      <w:t>2025-09-07</w:t>
       <w:br/>
       <w:br/>
     </w:r>

--- a/tillsyn/A 35413-2025 tillsynsbegäran.docx
+++ b/tillsyn/A 35413-2025 tillsynsbegäran.docx
@@ -561,7 +561,7 @@
     <w:r>
       <w:tab/>
       <w:tab/>
-      <w:t>2025-09-07</w:t>
+      <w:t>2025-09-08</w:t>
       <w:br/>
       <w:br/>
     </w:r>

--- a/tillsyn/A 35413-2025 tillsynsbegäran.docx
+++ b/tillsyn/A 35413-2025 tillsynsbegäran.docx
@@ -561,7 +561,7 @@
     <w:r>
       <w:tab/>
       <w:tab/>
-      <w:t>2025-09-08</w:t>
+      <w:t>2025-09-10</w:t>
       <w:br/>
       <w:br/>
     </w:r>

--- a/tillsyn/A 35413-2025 tillsynsbegäran.docx
+++ b/tillsyn/A 35413-2025 tillsynsbegäran.docx
@@ -561,7 +561,7 @@
     <w:r>
       <w:tab/>
       <w:tab/>
-      <w:t>2025-09-10</w:t>
+      <w:t>2025-09-11</w:t>
       <w:br/>
       <w:br/>
     </w:r>

--- a/tillsyn/A 35413-2025 tillsynsbegäran.docx
+++ b/tillsyn/A 35413-2025 tillsynsbegäran.docx
@@ -561,7 +561,7 @@
     <w:r>
       <w:tab/>
       <w:tab/>
-      <w:t>2025-09-11</w:t>
+      <w:t>2025-09-12</w:t>
       <w:br/>
       <w:br/>
     </w:r>

--- a/tillsyn/A 35413-2025 tillsynsbegäran.docx
+++ b/tillsyn/A 35413-2025 tillsynsbegäran.docx
@@ -561,7 +561,7 @@
     <w:r>
       <w:tab/>
       <w:tab/>
-      <w:t>2025-09-12</w:t>
+      <w:t>2025-09-13</w:t>
       <w:br/>
       <w:br/>
     </w:r>

--- a/tillsyn/A 35413-2025 tillsynsbegäran.docx
+++ b/tillsyn/A 35413-2025 tillsynsbegäran.docx
@@ -561,7 +561,7 @@
     <w:r>
       <w:tab/>
       <w:tab/>
-      <w:t>2025-09-13</w:t>
+      <w:t>2025-09-14</w:t>
       <w:br/>
       <w:br/>
     </w:r>

--- a/tillsyn/A 35413-2025 tillsynsbegäran.docx
+++ b/tillsyn/A 35413-2025 tillsynsbegäran.docx
@@ -162,7 +162,25 @@
         <w:t>Knärot (VU, §8)</w:t>
       </w:r>
       <w:r>
-        <w:t xml:space="preserve"> är rödlistad som sårbar och fridlyst enligt 8§ artskyddsförordningen. En nyligen genomförd analys av 79 floraväktarlokaler indikerar att det behövs någonstans mellan 100 och 150 meters skyddszon för att en knärotspopulation inte ska dö ut på lång sikt (Sebestyén &amp; Sundberg, 2025). Detta ligger väl i linje med tidigare genomförda studier som visar att det krävs väl tilltagna buffertzoner för att knäroten inte ska ta skada av skogsbruksåtgärder i intilliggande skog (Johnson, 2014; Koelmeijer m.fl., 2022; Skogsstyrelsen, 2022). Arten är även känslig för gallring vilket framgår av Skogsstyrelsens egen vägledning för hänsyn till knärot (Skogsstyrelsen, 2022). För rika förekomster av knärot är reservatsbildning eller biotopskydd lämpliga åtgärder för att skydda den (SLU Artdatabanken, 2024).</w:t>
+        <w:t xml:space="preserve"> är rödlistad som sårbar och fridlyst enligt 8§ artskyddsförordningen. En nyligen genomförd analys av 79 floraväktarlokaler indikerar att det behövs någonstans mellan 100 och 150 meters skyddszon för att en knärotspopulation inte ska dö ut på lång sikt (Sebestyén &amp; Sundberg, 2025). Detta ligger väl i linje med tidigare genomförda studier som visar att det krävs väl tilltagna buffertzoner för att knäroten inte ska ta skada av skogsbruksåtgärder i intilliggande skog (Johnson, 2014; Koelmeijer m.fl., 2022; Skogsstyrelsen, 2022). Arten är även känslig för gallring vilket framgår av Skogsstyrelsens egen vägledning för hänsyn till knärot (Skogsstyrelsen, 2022). För rika förekomster av knärot är reservatsbildning eller biotopskydd lämpliga åtgärder för att skydda den. På knärot kan den sällsynta rostsvampen </w:t>
+      </w:r>
+      <w:r>
+        <w:rPr>
+          <w:i/>
+        </w:rPr>
+        <w:t>Pucciniastrum goodyerae</w:t>
+      </w:r>
+      <w:r>
+        <w:t xml:space="preserve"> påträffas. </w:t>
+      </w:r>
+      <w:r>
+        <w:rPr>
+          <w:i/>
+        </w:rPr>
+        <w:t>Pucciniastrum goodyerae</w:t>
+      </w:r>
+      <w:r>
+        <w:t xml:space="preserve"> är klassad som NE (ej bedömd) i rödlistan(SLU Artdatabanken, 2024).</w:t>
       </w:r>
     </w:p>
     <w:p>
@@ -561,7 +579,7 @@
     <w:r>
       <w:tab/>
       <w:tab/>
-      <w:t>2025-09-14</w:t>
+      <w:t>2025-09-15</w:t>
       <w:br/>
       <w:br/>
     </w:r>

--- a/tillsyn/A 35413-2025 tillsynsbegäran.docx
+++ b/tillsyn/A 35413-2025 tillsynsbegäran.docx
@@ -579,7 +579,7 @@
     <w:r>
       <w:tab/>
       <w:tab/>
-      <w:t>2025-09-15</w:t>
+      <w:t>2025-09-16</w:t>
       <w:br/>
       <w:br/>
     </w:r>

--- a/tillsyn/A 35413-2025 tillsynsbegäran.docx
+++ b/tillsyn/A 35413-2025 tillsynsbegäran.docx
@@ -579,7 +579,7 @@
     <w:r>
       <w:tab/>
       <w:tab/>
-      <w:t>2025-09-16</w:t>
+      <w:t>2025-09-17</w:t>
       <w:br/>
       <w:br/>
     </w:r>

--- a/tillsyn/A 35413-2025 tillsynsbegäran.docx
+++ b/tillsyn/A 35413-2025 tillsynsbegäran.docx
@@ -579,7 +579,7 @@
     <w:r>
       <w:tab/>
       <w:tab/>
-      <w:t>2025-09-17</w:t>
+      <w:t>2025-09-18</w:t>
       <w:br/>
       <w:br/>
     </w:r>
